--- a/app/templates/documents/diploma.docx
+++ b/app/templates/documents/diploma.docx
@@ -39,7 +39,7 @@
           <w:szCs w:val="36"/>
           <w:lang w:val="ru-RU"/>
         </w:rPr>
-        <w:t>020</w:t>
+        <w:t>{{ catalog_number }}</w:t>
       </w:r>
       <w:r>
         <w:rPr>
@@ -69,7 +69,7 @@
           <w:szCs w:val="36"/>
           <w:lang w:val="ru-RU"/>
         </w:rPr>
-        <w:t>Сука</w:t>
+        <w:t>{{ sex_word }}</w:t>
       </w:r>
       <w:r>
         <w:rPr>
@@ -116,7 +116,7 @@
           <w:szCs w:val="36"/>
           <w:lang w:val="ru-RU"/>
         </w:rPr>
-        <w:t>Юниоров</w:t>
+        <w:t>{{ class_name }}</w:t>
       </w:r>
     </w:p>
     <w:p>
@@ -165,7 +165,7 @@
           <w:szCs w:val="36"/>
           <w:lang w:val="ru-RU"/>
         </w:rPr>
-        <w:t>(FCI 327) РУССКИЙ ЧЁРНЫЙ ТЕРЬЕР</w:t>
+        <w:t>{{ breed_line }}</w:t>
       </w:r>
     </w:p>
     <w:p>
@@ -214,7 +214,7 @@
           <w:szCs w:val="36"/>
           <w:lang w:val="ru-RU"/>
         </w:rPr>
-        <w:t>СОЦВЕТИЕ АЛЕХАНДРА</w:t>
+        <w:t>{{ dog_name }}</w:t>
       </w:r>
     </w:p>
     <w:p>
@@ -254,7 +254,7 @@
           <w:szCs w:val="36"/>
           <w:lang w:val="ru-RU"/>
         </w:rPr>
-        <w:t>Караулова А.</w:t>
+        <w:t>{{ owner }}</w:t>
       </w:r>
     </w:p>
     <w:p>
@@ -343,7 +343,7 @@
           <w:szCs w:val="36"/>
           <w:lang w:val="ru-RU"/>
         </w:rPr>
-        <w:t>Мордвинова Татьяна Александровна</w:t>
+        <w:t>{{ judge }}</w:t>
       </w:r>
     </w:p>
     <w:p>

--- a/app/templates/documents/diploma.docx
+++ b/app/templates/documents/diploma.docx
@@ -9,7 +9,6 @@
           <w:rFonts w:ascii="Oswald" w:hAnsi="Oswald"/>
           <w:sz w:val="36"/>
           <w:szCs w:val="36"/>
-          <w:lang w:val="ru-RU"/>
         </w:rPr>
       </w:pPr>
       <w:r>
@@ -49,6 +48,24 @@
           <w:lang w:val="ru-RU"/>
         </w:rPr>
         <w:tab/>
+      </w:r>
+    </w:p>
+    <w:p>
+      <w:pPr>
+        <w:spacing w:after="150"/>
+        <w:rPr>
+          <w:rFonts w:ascii="Oswald" w:hAnsi="Oswald"/>
+          <w:sz w:val="36"/>
+          <w:szCs w:val="36"/>
+        </w:rPr>
+      </w:pPr>
+      <w:r>
+        <w:rPr>
+          <w:rFonts w:ascii="Oswald" w:hAnsi="Oswald"/>
+          <w:sz w:val="36"/>
+          <w:szCs w:val="36"/>
+          <w:lang w:val="ru-RU"/>
+        </w:rPr>
         <w:t>Пол</w:t>
       </w:r>
       <w:r>
@@ -56,7 +73,6 @@
           <w:rFonts w:ascii="Oswald" w:hAnsi="Oswald"/>
           <w:sz w:val="36"/>
           <w:szCs w:val="36"/>
-          <w:lang w:val="ru-RU"/>
         </w:rPr>
         <w:tab/>
       </w:r>
@@ -67,35 +83,32 @@
           <w:bCs/>
           <w:sz w:val="36"/>
           <w:szCs w:val="36"/>
+        </w:rPr>
+        <w:t>{{ sex_word }}</w:t>
+      </w:r>
+      <w:r>
+        <w:rPr>
+          <w:rFonts w:ascii="Oswald" w:hAnsi="Oswald"/>
+          <w:sz w:val="36"/>
+          <w:szCs w:val="36"/>
+        </w:rPr>
+        <w:tab/>
+      </w:r>
+      <w:r>
+        <w:rPr>
+          <w:rFonts w:ascii="Oswald" w:hAnsi="Oswald"/>
+          <w:sz w:val="36"/>
+          <w:szCs w:val="36"/>
+        </w:rPr>
+        <w:br/>
+      </w:r>
+      <w:r>
+        <w:rPr>
+          <w:rFonts w:ascii="Oswald" w:hAnsi="Oswald"/>
+          <w:sz w:val="36"/>
+          <w:szCs w:val="36"/>
           <w:lang w:val="ru-RU"/>
         </w:rPr>
-        <w:t>{{ sex_word }}</w:t>
-      </w:r>
-      <w:r>
-        <w:rPr>
-          <w:rFonts w:ascii="Oswald" w:hAnsi="Oswald"/>
-          <w:sz w:val="36"/>
-          <w:szCs w:val="36"/>
-          <w:lang w:val="ru-RU"/>
-        </w:rPr>
-        <w:tab/>
-      </w:r>
-      <w:r>
-        <w:rPr>
-          <w:rFonts w:ascii="Oswald" w:hAnsi="Oswald"/>
-          <w:sz w:val="36"/>
-          <w:szCs w:val="36"/>
-          <w:lang w:val="ru-RU"/>
-        </w:rPr>
-        <w:br/>
-      </w:r>
-      <w:r>
-        <w:rPr>
-          <w:rFonts w:ascii="Oswald" w:hAnsi="Oswald"/>
-          <w:sz w:val="36"/>
-          <w:szCs w:val="36"/>
-          <w:lang w:val="ru-RU"/>
-        </w:rPr>
         <w:t>Класс</w:t>
       </w:r>
       <w:r>
@@ -103,7 +116,6 @@
           <w:rFonts w:ascii="Oswald" w:hAnsi="Oswald"/>
           <w:sz w:val="36"/>
           <w:szCs w:val="36"/>
-          <w:lang w:val="ru-RU"/>
         </w:rPr>
         <w:tab/>
       </w:r>
@@ -114,7 +126,6 @@
           <w:bCs/>
           <w:sz w:val="36"/>
           <w:szCs w:val="36"/>
-          <w:lang w:val="ru-RU"/>
         </w:rPr>
         <w:t>{{ class_name }}</w:t>
       </w:r>
@@ -126,16 +137,15 @@
           <w:rFonts w:ascii="Oswald" w:hAnsi="Oswald"/>
           <w:sz w:val="36"/>
           <w:szCs w:val="36"/>
+        </w:rPr>
+      </w:pPr>
+      <w:r>
+        <w:rPr>
+          <w:rFonts w:ascii="Oswald" w:hAnsi="Oswald"/>
+          <w:sz w:val="36"/>
+          <w:szCs w:val="36"/>
           <w:lang w:val="ru-RU"/>
         </w:rPr>
-      </w:pPr>
-      <w:r>
-        <w:rPr>
-          <w:rFonts w:ascii="Oswald" w:hAnsi="Oswald"/>
-          <w:sz w:val="36"/>
-          <w:szCs w:val="36"/>
-          <w:lang w:val="ru-RU"/>
-        </w:rPr>
         <w:t>Порода</w:t>
       </w:r>
       <w:r>
@@ -143,7 +153,6 @@
           <w:rFonts w:ascii="Oswald" w:hAnsi="Oswald"/>
           <w:sz w:val="36"/>
           <w:szCs w:val="36"/>
-          <w:lang w:val="ru-RU"/>
         </w:rPr>
         <w:tab/>
       </w:r>
@@ -152,7 +161,6 @@
           <w:rFonts w:ascii="Oswald" w:hAnsi="Oswald"/>
           <w:sz w:val="36"/>
           <w:szCs w:val="36"/>
-          <w:lang w:val="ru-RU"/>
         </w:rPr>
         <w:tab/>
       </w:r>
@@ -163,7 +171,6 @@
           <w:bCs/>
           <w:sz w:val="36"/>
           <w:szCs w:val="36"/>
-          <w:lang w:val="ru-RU"/>
         </w:rPr>
         <w:t>{{ breed_line }}</w:t>
       </w:r>
@@ -175,16 +182,15 @@
           <w:rFonts w:ascii="Oswald" w:hAnsi="Oswald"/>
           <w:sz w:val="36"/>
           <w:szCs w:val="36"/>
+        </w:rPr>
+      </w:pPr>
+      <w:r>
+        <w:rPr>
+          <w:rFonts w:ascii="Oswald" w:hAnsi="Oswald"/>
+          <w:sz w:val="36"/>
+          <w:szCs w:val="36"/>
           <w:lang w:val="ru-RU"/>
         </w:rPr>
-      </w:pPr>
-      <w:r>
-        <w:rPr>
-          <w:rFonts w:ascii="Oswald" w:hAnsi="Oswald"/>
-          <w:sz w:val="36"/>
-          <w:szCs w:val="36"/>
-          <w:lang w:val="ru-RU"/>
-        </w:rPr>
         <w:t>Кличка</w:t>
       </w:r>
       <w:r>
@@ -192,7 +198,6 @@
           <w:rFonts w:ascii="Oswald" w:hAnsi="Oswald"/>
           <w:sz w:val="36"/>
           <w:szCs w:val="36"/>
-          <w:lang w:val="ru-RU"/>
         </w:rPr>
         <w:tab/>
       </w:r>
@@ -201,7 +206,6 @@
           <w:rFonts w:ascii="Oswald" w:hAnsi="Oswald"/>
           <w:sz w:val="36"/>
           <w:szCs w:val="36"/>
-          <w:lang w:val="ru-RU"/>
         </w:rPr>
         <w:tab/>
       </w:r>
@@ -212,7 +216,6 @@
           <w:bCs/>
           <w:sz w:val="36"/>
           <w:szCs w:val="36"/>
-          <w:lang w:val="ru-RU"/>
         </w:rPr>
         <w:t>{{ dog_name }}</w:t>
       </w:r>
@@ -224,16 +227,15 @@
           <w:rFonts w:ascii="Oswald" w:hAnsi="Oswald"/>
           <w:sz w:val="36"/>
           <w:szCs w:val="36"/>
+        </w:rPr>
+      </w:pPr>
+      <w:r>
+        <w:rPr>
+          <w:rFonts w:ascii="Oswald" w:hAnsi="Oswald"/>
+          <w:sz w:val="36"/>
+          <w:szCs w:val="36"/>
           <w:lang w:val="ru-RU"/>
         </w:rPr>
-      </w:pPr>
-      <w:r>
-        <w:rPr>
-          <w:rFonts w:ascii="Oswald" w:hAnsi="Oswald"/>
-          <w:sz w:val="36"/>
-          <w:szCs w:val="36"/>
-          <w:lang w:val="ru-RU"/>
-        </w:rPr>
         <w:t>Владелец</w:t>
       </w:r>
       <w:r>
@@ -241,7 +243,6 @@
           <w:rFonts w:ascii="Oswald" w:hAnsi="Oswald"/>
           <w:sz w:val="36"/>
           <w:szCs w:val="36"/>
-          <w:lang w:val="ru-RU"/>
         </w:rPr>
         <w:tab/>
       </w:r>
@@ -252,7 +253,6 @@
           <w:bCs/>
           <w:sz w:val="36"/>
           <w:szCs w:val="36"/>
-          <w:lang w:val="ru-RU"/>
         </w:rPr>
         <w:t>{{ owner }}</w:t>
       </w:r>
@@ -264,7 +264,6 @@
           <w:rFonts w:ascii="Oswald" w:hAnsi="Oswald"/>
           <w:sz w:val="36"/>
           <w:szCs w:val="36"/>
-          <w:lang w:val="ru-RU"/>
         </w:rPr>
       </w:pPr>
       <w:r>
@@ -284,7 +283,6 @@
           <w:rFonts w:ascii="Oswald" w:hAnsi="Oswald"/>
           <w:sz w:val="36"/>
           <w:szCs w:val="36"/>
-          <w:lang w:val="ru-RU"/>
         </w:rPr>
       </w:pPr>
       <w:r>
@@ -304,16 +302,15 @@
           <w:rFonts w:ascii="Oswald" w:hAnsi="Oswald"/>
           <w:sz w:val="36"/>
           <w:szCs w:val="36"/>
+        </w:rPr>
+      </w:pPr>
+      <w:r>
+        <w:rPr>
+          <w:rFonts w:ascii="Oswald" w:hAnsi="Oswald"/>
+          <w:sz w:val="36"/>
+          <w:szCs w:val="36"/>
           <w:lang w:val="ru-RU"/>
         </w:rPr>
-      </w:pPr>
-      <w:r>
-        <w:rPr>
-          <w:rFonts w:ascii="Oswald" w:hAnsi="Oswald"/>
-          <w:sz w:val="36"/>
-          <w:szCs w:val="36"/>
-          <w:lang w:val="ru-RU"/>
-        </w:rPr>
         <w:t>Судья</w:t>
       </w:r>
       <w:r>
@@ -321,7 +318,6 @@
           <w:rFonts w:ascii="Oswald" w:hAnsi="Oswald"/>
           <w:sz w:val="36"/>
           <w:szCs w:val="36"/>
-          <w:lang w:val="ru-RU"/>
         </w:rPr>
         <w:tab/>
       </w:r>
@@ -330,7 +326,6 @@
           <w:rFonts w:ascii="Oswald" w:hAnsi="Oswald"/>
           <w:sz w:val="36"/>
           <w:szCs w:val="36"/>
-          <w:lang w:val="ru-RU"/>
         </w:rPr>
         <w:tab/>
       </w:r>
@@ -341,7 +336,6 @@
           <w:bCs/>
           <w:sz w:val="36"/>
           <w:szCs w:val="36"/>
-          <w:lang w:val="ru-RU"/>
         </w:rPr>
         <w:t>{{ judge }}</w:t>
       </w:r>
@@ -353,7 +347,6 @@
           <w:rFonts w:ascii="Oswald" w:hAnsi="Oswald"/>
           <w:sz w:val="36"/>
           <w:szCs w:val="36"/>
-          <w:lang w:val="ru-RU"/>
         </w:rPr>
       </w:pPr>
     </w:p>
@@ -364,7 +357,6 @@
           <w:rFonts w:ascii="Oswald" w:hAnsi="Oswald"/>
           <w:sz w:val="36"/>
           <w:szCs w:val="36"/>
-          <w:lang w:val="ru-RU"/>
         </w:rPr>
       </w:pPr>
     </w:p>
@@ -375,7 +367,6 @@
           <w:rFonts w:ascii="Oswald" w:hAnsi="Oswald"/>
           <w:sz w:val="36"/>
           <w:szCs w:val="36"/>
-          <w:lang w:val="ru-RU"/>
         </w:rPr>
       </w:pPr>
     </w:p>
@@ -386,7 +377,6 @@
           <w:rFonts w:ascii="Oswald" w:hAnsi="Oswald"/>
           <w:sz w:val="36"/>
           <w:szCs w:val="36"/>
-          <w:lang w:val="ru-RU"/>
         </w:rPr>
       </w:pPr>
     </w:p>
@@ -397,7 +387,6 @@
           <w:rFonts w:ascii="Oswald" w:hAnsi="Oswald"/>
           <w:sz w:val="36"/>
           <w:szCs w:val="36"/>
-          <w:lang w:val="ru-RU"/>
         </w:rPr>
       </w:pPr>
     </w:p>
@@ -529,7 +518,24 @@
               <w:szCs w:val="36"/>
               <w:lang w:val="ru-RU"/>
             </w:rPr>
-            <w:t>2025 г.</w:t>
+            <w:t>202</w:t>
+          </w:r>
+          <w:r>
+            <w:rPr>
+              <w:rFonts w:ascii="Oswald" w:hAnsi="Oswald"/>
+              <w:sz w:val="36"/>
+              <w:szCs w:val="36"/>
+            </w:rPr>
+            <w:t>6</w:t>
+          </w:r>
+          <w:r>
+            <w:rPr>
+              <w:rFonts w:ascii="Oswald" w:hAnsi="Oswald"/>
+              <w:sz w:val="36"/>
+              <w:szCs w:val="36"/>
+              <w:lang w:val="ru-RU"/>
+            </w:rPr>
+            <w:t xml:space="preserve"> г.</w:t>
           </w:r>
         </w:p>
       </w:tc>
@@ -1457,7 +1463,7 @@
   <a:extraClrSchemeLst/>
   <a:extLst>
     <a:ext uri="{05A4C25C-085E-4340-85A3-A5531E510DB2}">
-      <thm15:themeFamily xmlns="" xmlns:thm15="http://schemas.microsoft.com/office/thememl/2012/main" name="Office Theme" id="{62F939B6-93AF-4DB8-9C6B-D6C7DFDC589F}" vid="{4A3C46E8-61CC-4603-A589-7422A47A8E4A}"/>
+      <thm15:themeFamily xmlns:thm15="http://schemas.microsoft.com/office/thememl/2012/main" xmlns="" name="Office Theme" id="{62F939B6-93AF-4DB8-9C6B-D6C7DFDC589F}" vid="{4A3C46E8-61CC-4603-A589-7422A47A8E4A}"/>
     </a:ext>
   </a:extLst>
 </a:theme>

--- a/app/templates/documents/diploma.docx
+++ b/app/templates/documents/diploma.docx
@@ -699,7 +699,7 @@
         <w:sz w:val="36"/>
         <w:szCs w:val="36"/>
       </w:rPr>
-      <w:t>CAC</w:t>
+      <w:t>{{ show_rank }}</w:t>
     </w:r>
     <w:r>
       <w:rPr>

--- a/app/templates/documents/diploma.docx
+++ b/app/templates/documents/diploma.docx
@@ -275,6 +275,24 @@
         </w:rPr>
         <w:t>Оценка</w:t>
       </w:r>
+      <w:r>
+        <w:rPr>
+          <w:rFonts w:ascii="Oswald" w:hAnsi="Oswald"/>
+          <w:sz w:val="36"/>
+          <w:szCs w:val="36"/>
+        </w:rPr>
+        <w:tab/>
+      </w:r>
+      <w:r>
+        <w:rPr>
+          <w:rFonts w:ascii="Oswald" w:hAnsi="Oswald"/>
+          <w:b/>
+          <w:bCs/>
+          <w:sz w:val="36"/>
+          <w:szCs w:val="36"/>
+        </w:rPr>
+        <w:t xml:space="preserve">{{ grade }}</w:t>
+      </w:r>
     </w:p>
     <w:p>
       <w:pPr>
@@ -294,6 +312,24 @@
         </w:rPr>
         <w:t>Титулы</w:t>
       </w:r>
+      <w:r>
+        <w:rPr>
+          <w:rFonts w:ascii="Oswald" w:hAnsi="Oswald"/>
+          <w:sz w:val="36"/>
+          <w:szCs w:val="36"/>
+        </w:rPr>
+        <w:tab/>
+      </w:r>
+      <w:r>
+        <w:rPr>
+          <w:rFonts w:ascii="Oswald" w:hAnsi="Oswald"/>
+          <w:b/>
+          <w:bCs/>
+          <w:sz w:val="36"/>
+          <w:szCs w:val="36"/>
+        </w:rPr>
+        <w:t xml:space="preserve">{{ title }}</w:t>
+      </w:r>
     </w:p>
     <w:p>
       <w:pPr>
@@ -349,6 +385,33 @@
           <w:szCs w:val="36"/>
         </w:rPr>
       </w:pPr>
+      <w:r>
+        <w:rPr>
+          <w:rFonts w:ascii="Oswald" w:hAnsi="Oswald"/>
+          <w:sz w:val="36"/>
+          <w:szCs w:val="36"/>
+          <w:lang w:val="ru-RU"/>
+        </w:rPr>
+        <w:t xml:space="preserve">Дата рождения</w:t>
+      </w:r>
+      <w:r>
+        <w:rPr>
+          <w:rFonts w:ascii="Oswald" w:hAnsi="Oswald"/>
+          <w:sz w:val="36"/>
+          <w:szCs w:val="36"/>
+        </w:rPr>
+        <w:tab/>
+      </w:r>
+      <w:r>
+        <w:rPr>
+          <w:rFonts w:ascii="Oswald" w:hAnsi="Oswald"/>
+          <w:b/>
+          <w:bCs/>
+          <w:sz w:val="36"/>
+          <w:szCs w:val="36"/>
+        </w:rPr>
+        <w:t xml:space="preserve">{{ dob }}</w:t>
+      </w:r>
     </w:p>
     <w:p>
       <w:pPr>
@@ -359,6 +422,33 @@
           <w:szCs w:val="36"/>
         </w:rPr>
       </w:pPr>
+      <w:r>
+        <w:rPr>
+          <w:rFonts w:ascii="Oswald" w:hAnsi="Oswald"/>
+          <w:sz w:val="36"/>
+          <w:szCs w:val="36"/>
+          <w:lang w:val="ru-RU"/>
+        </w:rPr>
+        <w:t xml:space="preserve">№ родословной</w:t>
+      </w:r>
+      <w:r>
+        <w:rPr>
+          <w:rFonts w:ascii="Oswald" w:hAnsi="Oswald"/>
+          <w:sz w:val="36"/>
+          <w:szCs w:val="36"/>
+        </w:rPr>
+        <w:tab/>
+      </w:r>
+      <w:r>
+        <w:rPr>
+          <w:rFonts w:ascii="Oswald" w:hAnsi="Oswald"/>
+          <w:b/>
+          <w:bCs/>
+          <w:sz w:val="36"/>
+          <w:szCs w:val="36"/>
+        </w:rPr>
+        <w:t xml:space="preserve">{{ pedigree }}</w:t>
+      </w:r>
     </w:p>
     <w:p>
       <w:pPr>
@@ -369,6 +459,33 @@
           <w:szCs w:val="36"/>
         </w:rPr>
       </w:pPr>
+      <w:r>
+        <w:rPr>
+          <w:rFonts w:ascii="Oswald" w:hAnsi="Oswald"/>
+          <w:sz w:val="36"/>
+          <w:szCs w:val="36"/>
+          <w:lang w:val="ru-RU"/>
+        </w:rPr>
+        <w:t xml:space="preserve">Клеймо / чип</w:t>
+      </w:r>
+      <w:r>
+        <w:rPr>
+          <w:rFonts w:ascii="Oswald" w:hAnsi="Oswald"/>
+          <w:sz w:val="36"/>
+          <w:szCs w:val="36"/>
+        </w:rPr>
+        <w:tab/>
+      </w:r>
+      <w:r>
+        <w:rPr>
+          <w:rFonts w:ascii="Oswald" w:hAnsi="Oswald"/>
+          <w:b/>
+          <w:bCs/>
+          <w:sz w:val="36"/>
+          <w:szCs w:val="36"/>
+        </w:rPr>
+        <w:t xml:space="preserve">{{ tattoo }} / {{ microchip }}</w:t>
+      </w:r>
     </w:p>
     <w:p>
       <w:pPr>
@@ -379,6 +496,33 @@
           <w:szCs w:val="36"/>
         </w:rPr>
       </w:pPr>
+      <w:r>
+        <w:rPr>
+          <w:rFonts w:ascii="Oswald" w:hAnsi="Oswald"/>
+          <w:sz w:val="36"/>
+          <w:szCs w:val="36"/>
+          <w:lang w:val="ru-RU"/>
+        </w:rPr>
+        <w:t xml:space="preserve">Заводчик</w:t>
+      </w:r>
+      <w:r>
+        <w:rPr>
+          <w:rFonts w:ascii="Oswald" w:hAnsi="Oswald"/>
+          <w:sz w:val="36"/>
+          <w:szCs w:val="36"/>
+        </w:rPr>
+        <w:tab/>
+      </w:r>
+      <w:r>
+        <w:rPr>
+          <w:rFonts w:ascii="Oswald" w:hAnsi="Oswald"/>
+          <w:b/>
+          <w:bCs/>
+          <w:sz w:val="36"/>
+          <w:szCs w:val="36"/>
+        </w:rPr>
+        <w:t xml:space="preserve">{{ breeder }}</w:t>
+      </w:r>
     </w:p>
     <w:p>
       <w:pPr>
@@ -389,6 +533,33 @@
           <w:szCs w:val="36"/>
         </w:rPr>
       </w:pPr>
+      <w:r>
+        <w:rPr>
+          <w:rFonts w:ascii="Oswald" w:hAnsi="Oswald"/>
+          <w:sz w:val="36"/>
+          <w:szCs w:val="36"/>
+          <w:lang w:val="ru-RU"/>
+        </w:rPr>
+        <w:t xml:space="preserve">Питомник</w:t>
+      </w:r>
+      <w:r>
+        <w:rPr>
+          <w:rFonts w:ascii="Oswald" w:hAnsi="Oswald"/>
+          <w:sz w:val="36"/>
+          <w:szCs w:val="36"/>
+        </w:rPr>
+        <w:tab/>
+      </w:r>
+      <w:r>
+        <w:rPr>
+          <w:rFonts w:ascii="Oswald" w:hAnsi="Oswald"/>
+          <w:b/>
+          <w:bCs/>
+          <w:sz w:val="36"/>
+          <w:szCs w:val="36"/>
+        </w:rPr>
+        <w:t xml:space="preserve">{{ kennel }}</w:t>
+      </w:r>
     </w:p>
     <w:sectPr>
       <w:headerReference w:type="default" r:id="rId6"/>
